--- a/06-学生侧材料/讲义/2026-06-23-过渡金属催化.docx
+++ b/06-学生侧材料/讲义/2026-06-23-过渡金属催化.docx
@@ -2,7 +2,7 @@
 <file path=word/document.xml><?xml version="1.0" encoding="utf-8"?>
 <w:document xmlns:w="http://schemas.openxmlformats.org/wordprocessingml/2006/main" xmlns:m="http://schemas.openxmlformats.org/officeDocument/2006/math" xmlns:r="http://schemas.openxmlformats.org/officeDocument/2006/relationships" xmlns:o="urn:schemas-microsoft-com:office:office" xmlns:v="urn:schemas-microsoft-com:vml" xmlns:w10="urn:schemas-microsoft-com:office:word" xmlns:a="http://schemas.openxmlformats.org/drawingml/2006/main" xmlns:pic="http://schemas.openxmlformats.org/drawingml/2006/picture" xmlns:wp="http://schemas.openxmlformats.org/drawingml/2006/wordprocessingDrawing">
   <w:body>
-    <w:bookmarkStart w:id="61" w:name="过渡金属催化"/>
+    <w:bookmarkStart w:id="64" w:name="过渡金属催化"/>
     <w:p>
       <w:pPr>
         <w:pStyle w:val="Heading1"/>
@@ -401,7 +401,7 @@
       </w:r>
     </w:p>
     <w:bookmarkEnd w:id="9"/>
-    <w:bookmarkStart w:id="13" w:name="一金属有机化学基础"/>
+    <w:bookmarkStart w:id="16" w:name="一金属有机化学基础"/>
     <w:p>
       <w:pPr>
         <w:pStyle w:val="Heading2"/>
@@ -492,7 +492,7 @@
           <w:p>
             <w:pPr>
               <w:pStyle w:val="Compact"/>
-              <w:jc w:val="left"/>
+              <w:jc w:val="center"/>
             </w:pPr>
             <w:r>
               <w:rPr>
@@ -508,6 +508,7 @@
           <w:p>
             <w:pPr>
               <w:pStyle w:val="Compact"/>
+              <w:jc w:val="center"/>
             </w:pPr>
             <w:r>
               <w:rPr>
@@ -525,7 +526,7 @@
           <w:p>
             <w:pPr>
               <w:pStyle w:val="Compact"/>
-              <w:jc w:val="left"/>
+              <w:jc w:val="center"/>
             </w:pPr>
             <w:r>
               <w:rPr>
@@ -542,6 +543,7 @@
           <w:p>
             <w:pPr>
               <w:pStyle w:val="Compact"/>
+              <w:jc w:val="center"/>
             </w:pPr>
             <w:r>
               <w:rPr>
@@ -570,7 +572,7 @@
           <w:p>
             <w:pPr>
               <w:pStyle w:val="Compact"/>
-              <w:jc w:val="left"/>
+              <w:jc w:val="center"/>
             </w:pPr>
             <w:r>
               <w:rPr>
@@ -587,6 +589,7 @@
           <w:p>
             <w:pPr>
               <w:pStyle w:val="Compact"/>
+              <w:jc w:val="center"/>
             </w:pPr>
             <w:r>
               <w:rPr>
@@ -609,7 +612,7 @@
           <w:p>
             <w:pPr>
               <w:pStyle w:val="Compact"/>
-              <w:jc w:val="left"/>
+              <w:jc w:val="center"/>
             </w:pPr>
             <w:r>
               <w:rPr>
@@ -634,6 +637,7 @@
           <w:p>
             <w:pPr>
               <w:pStyle w:val="Compact"/>
+              <w:jc w:val="center"/>
             </w:pPr>
             <w:r>
               <w:rPr>
@@ -698,7 +702,7 @@
           <w:p>
             <w:pPr>
               <w:pStyle w:val="Compact"/>
-              <w:jc w:val="left"/>
+              <w:jc w:val="center"/>
             </w:pPr>
             <w:r>
               <w:rPr>
@@ -715,6 +719,7 @@
           <w:p>
             <w:pPr>
               <w:pStyle w:val="Compact"/>
+              <w:jc w:val="center"/>
             </w:pPr>
             <w:r>
               <w:rPr>
@@ -772,7 +777,7 @@
           <w:p>
             <w:pPr>
               <w:pStyle w:val="Compact"/>
-              <w:jc w:val="left"/>
+              <w:jc w:val="center"/>
             </w:pPr>
             <w:r>
               <w:rPr>
@@ -788,7 +793,7 @@
           <w:p>
             <w:pPr>
               <w:pStyle w:val="Compact"/>
-              <w:jc w:val="right"/>
+              <w:jc w:val="center"/>
             </w:pPr>
             <w:r>
               <w:rPr>
@@ -838,7 +843,7 @@
           <w:p>
             <w:pPr>
               <w:pStyle w:val="Compact"/>
-              <w:jc w:val="left"/>
+              <w:jc w:val="center"/>
             </w:pPr>
             <w:r>
               <w:rPr>
@@ -865,7 +870,7 @@
           <w:p>
             <w:pPr>
               <w:pStyle w:val="Compact"/>
-              <w:jc w:val="right"/>
+              <w:jc w:val="center"/>
             </w:pPr>
             <w:r>
               <w:rPr>
@@ -912,7 +917,7 @@
           <w:p>
             <w:pPr>
               <w:pStyle w:val="Compact"/>
-              <w:jc w:val="left"/>
+              <w:jc w:val="center"/>
             </w:pPr>
             <w:r>
               <w:rPr>
@@ -927,7 +932,7 @@
           <w:p>
             <w:pPr>
               <w:pStyle w:val="Compact"/>
-              <w:jc w:val="right"/>
+              <w:jc w:val="center"/>
             </w:pPr>
             <w:r>
               <w:rPr>
@@ -974,7 +979,7 @@
           <w:p>
             <w:pPr>
               <w:pStyle w:val="Compact"/>
-              <w:jc w:val="left"/>
+              <w:jc w:val="center"/>
             </w:pPr>
             <w:r>
               <w:rPr>
@@ -989,7 +994,7 @@
           <w:p>
             <w:pPr>
               <w:pStyle w:val="Compact"/>
-              <w:jc w:val="right"/>
+              <w:jc w:val="center"/>
             </w:pPr>
             <w:r>
               <w:rPr>
@@ -1036,7 +1041,7 @@
           <w:p>
             <w:pPr>
               <w:pStyle w:val="Compact"/>
-              <w:jc w:val="left"/>
+              <w:jc w:val="center"/>
             </w:pPr>
             <w:r>
               <w:rPr>
@@ -1051,7 +1056,7 @@
           <w:p>
             <w:pPr>
               <w:pStyle w:val="Compact"/>
-              <w:jc w:val="right"/>
+              <w:jc w:val="center"/>
             </w:pPr>
             <w:r>
               <w:rPr>
@@ -1098,7 +1103,7 @@
           <w:p>
             <w:pPr>
               <w:pStyle w:val="Compact"/>
-              <w:jc w:val="left"/>
+              <w:jc w:val="center"/>
             </w:pPr>
             <w:r>
               <w:rPr>
@@ -1113,7 +1118,7 @@
           <w:p>
             <w:pPr>
               <w:pStyle w:val="Compact"/>
-              <w:jc w:val="right"/>
+              <w:jc w:val="center"/>
             </w:pPr>
             <w:r>
               <w:rPr>
@@ -1160,7 +1165,7 @@
           <w:p>
             <w:pPr>
               <w:pStyle w:val="Compact"/>
-              <w:jc w:val="left"/>
+              <w:jc w:val="center"/>
             </w:pPr>
             <w:r>
               <w:rPr>
@@ -1175,7 +1180,7 @@
           <w:p>
             <w:pPr>
               <w:pStyle w:val="Compact"/>
-              <w:jc w:val="right"/>
+              <w:jc w:val="center"/>
             </w:pPr>
             <w:r>
               <w:rPr>
@@ -1222,7 +1227,7 @@
           <w:p>
             <w:pPr>
               <w:pStyle w:val="Compact"/>
-              <w:jc w:val="left"/>
+              <w:jc w:val="center"/>
             </w:pPr>
             <w:r>
               <w:rPr>
@@ -1237,7 +1242,7 @@
           <w:p>
             <w:pPr>
               <w:pStyle w:val="Compact"/>
-              <w:jc w:val="right"/>
+              <w:jc w:val="center"/>
             </w:pPr>
             <w:r>
               <w:rPr>
@@ -1284,7 +1289,7 @@
           <w:p>
             <w:pPr>
               <w:pStyle w:val="Compact"/>
-              <w:jc w:val="left"/>
+              <w:jc w:val="center"/>
             </w:pPr>
             <w:r>
               <w:rPr>
@@ -1299,7 +1304,7 @@
           <w:p>
             <w:pPr>
               <w:pStyle w:val="Compact"/>
-              <w:jc w:val="right"/>
+              <w:jc w:val="center"/>
             </w:pPr>
             <w:r>
               <w:rPr>
@@ -1444,7 +1449,7 @@
       </w:r>
     </w:p>
     <w:bookmarkEnd w:id="10"/>
-    <w:bookmarkStart w:id="11" w:name="催化循环四步曲"/>
+    <w:bookmarkStart w:id="14" w:name="催化循环四步曲"/>
     <w:p>
       <w:pPr>
         <w:pStyle w:val="Heading3"/>
@@ -1457,6 +1462,191 @@
           <w:rFonts w:hint="eastAsia" w:eastAsia="SimHei" w:ascii="Times New Roman" w:hAnsi="Times New Roman"/>
         </w:rPr>
         <w:t xml:space="preserve">催化循环四步曲</w:t>
+      </w:r>
+    </w:p>
+    <w:p>
+      <w:pPr>
+        <w:pStyle w:val="FirstParagraph"/>
+        <w:jc w:val="center"/>
+      </w:pPr>
+      <w:r>
+        <w:rPr>
+          <w:b w:val="0"/>
+          <w:i w:val="0"/>
+          <w:sz w:val="21"/>
+        </w:rPr>
+        <w:drawing>
+          <wp:inline>
+            <wp:extent cx="4762500" cy="3228975"/>
+            <wp:effectExtent b="0" l="0" r="0" t="0"/>
+            <wp:docPr descr="Suzuki 交叉偶联的催化循环（Pd 催化）" title="" id="12" name="Picture"/>
+            <a:graphic>
+              <a:graphicData uri="http://schemas.openxmlformats.org/drawingml/2006/picture">
+                <pic:pic>
+                  <pic:nvPicPr>
+                    <pic:cNvPr descr="media/suzuki-cycle.png" id="13" name="Picture"/>
+                    <pic:cNvPicPr>
+                      <a:picLocks noChangeArrowheads="1" noChangeAspect="1"/>
+                    </pic:cNvPicPr>
+                  </pic:nvPicPr>
+                  <pic:blipFill>
+                    <a:blip r:embed="rId11"/>
+                    <a:stretch>
+                      <a:fillRect/>
+                    </a:stretch>
+                  </pic:blipFill>
+                  <pic:spPr bwMode="auto">
+                    <a:xfrm>
+                      <a:off x="0" y="0"/>
+                      <a:ext cx="4762500" cy="3228975"/>
+                    </a:xfrm>
+                    <a:prstGeom prst="rect">
+                      <a:avLst/>
+                    </a:prstGeom>
+                    <a:noFill/>
+                    <a:ln w="9525">
+                      <a:noFill/>
+                      <a:headEnd/>
+                      <a:tailEnd/>
+                    </a:ln>
+                  </pic:spPr>
+                </pic:pic>
+              </a:graphicData>
+            </a:graphic>
+          </wp:inline>
+        </w:drawing>
+      </w:r>
+      <w:r>
+        <w:rPr>
+          <w:b w:val="0"/>
+          <w:i w:val="0"/>
+          <w:sz w:val="21"/>
+        </w:rPr>
+        <w:t xml:space="preserve"> </w:t>
+      </w:r>
+      <w:r>
+        <w:rPr>
+          <w:rFonts w:hint="eastAsia" w:eastAsia="FangSong" w:ascii="Times New Roman" w:hAnsi="Times New Roman"/>
+          <w:b w:val="0"/>
+          <w:i w:val="0"/>
+          <w:iCs/>
+          <w:sz w:val="21"/>
+        </w:rPr>
+        <w:t xml:space="preserve">图</w:t>
+      </w:r>
+      <w:r>
+        <w:rPr>
+          <w:b w:val="0"/>
+          <w:i w:val="0"/>
+          <w:iCs/>
+          <w:sz w:val="21"/>
+        </w:rPr>
+        <w:t xml:space="preserve"> Suzuki-Miyaura </w:t>
+      </w:r>
+      <w:r>
+        <w:rPr>
+          <w:rFonts w:hint="eastAsia" w:eastAsia="FangSong" w:ascii="Times New Roman" w:hAnsi="Times New Roman"/>
+          <w:b w:val="0"/>
+          <w:i w:val="0"/>
+          <w:iCs/>
+          <w:sz w:val="21"/>
+        </w:rPr>
+        <w:t xml:space="preserve">交叉偶联反应的催化循环。从</w:t>
+      </w:r>
+      <w:r>
+        <w:rPr>
+          <w:b w:val="0"/>
+          <w:i w:val="0"/>
+          <w:iCs/>
+          <w:sz w:val="21"/>
+        </w:rPr>
+        <w:t xml:space="preserve"> Pd(0) </w:t>
+      </w:r>
+      <w:r>
+        <w:rPr>
+          <w:rFonts w:hint="eastAsia" w:eastAsia="FangSong" w:ascii="Times New Roman" w:hAnsi="Times New Roman"/>
+          <w:b w:val="0"/>
+          <w:i w:val="0"/>
+          <w:iCs/>
+          <w:sz w:val="21"/>
+        </w:rPr>
+        <w:t xml:space="preserve">开始，经历氧化加成（Ar-X</w:t>
+      </w:r>
+      <w:r>
+        <w:rPr>
+          <w:b w:val="0"/>
+          <w:i w:val="0"/>
+          <w:iCs/>
+          <w:sz w:val="21"/>
+        </w:rPr>
+        <w:t xml:space="preserve"> → </w:t>
+      </w:r>
+      <w:r>
+        <w:rPr>
+          <w:rFonts w:hint="eastAsia" w:eastAsia="FangSong" w:ascii="Times New Roman" w:hAnsi="Times New Roman"/>
+          <w:b w:val="0"/>
+          <w:i w:val="0"/>
+          <w:iCs/>
+          <w:sz w:val="21"/>
+        </w:rPr>
+        <w:t xml:space="preserve">Ar-Pd-X）、转金属化（与硼酸酯）、还原消除（Ar-Ar’</w:t>
+      </w:r>
+      <w:r>
+        <w:rPr>
+          <w:b w:val="0"/>
+          <w:i w:val="0"/>
+          <w:iCs/>
+          <w:sz w:val="21"/>
+        </w:rPr>
+        <w:t xml:space="preserve"> </w:t>
+      </w:r>
+      <w:r>
+        <w:rPr>
+          <w:rFonts w:hint="eastAsia" w:eastAsia="FangSong" w:ascii="Times New Roman" w:hAnsi="Times New Roman"/>
+          <w:b w:val="0"/>
+          <w:i w:val="0"/>
+          <w:iCs/>
+          <w:sz w:val="21"/>
+        </w:rPr>
+        <w:t xml:space="preserve">偶联产物），再生</w:t>
+      </w:r>
+      <w:r>
+        <w:rPr>
+          <w:b w:val="0"/>
+          <w:i w:val="0"/>
+          <w:iCs/>
+          <w:sz w:val="21"/>
+        </w:rPr>
+        <w:t xml:space="preserve"> Pd(0) </w:t>
+      </w:r>
+      <w:r>
+        <w:rPr>
+          <w:rFonts w:hint="eastAsia" w:eastAsia="FangSong" w:ascii="Times New Roman" w:hAnsi="Times New Roman"/>
+          <w:b w:val="0"/>
+          <w:i w:val="0"/>
+          <w:iCs/>
+          <w:sz w:val="21"/>
+        </w:rPr>
+        <w:t xml:space="preserve">催化剂（Wikimedia</w:t>
+      </w:r>
+      <w:r>
+        <w:rPr>
+          <w:b w:val="0"/>
+          <w:i w:val="0"/>
+          <w:iCs/>
+          <w:sz w:val="21"/>
+        </w:rPr>
+        <w:t xml:space="preserve"> </w:t>
+      </w:r>
+      <w:r>
+        <w:rPr>
+          <w:rFonts w:hint="eastAsia" w:eastAsia="FangSong" w:ascii="Times New Roman" w:hAnsi="Times New Roman"/>
+          <w:b w:val="0"/>
+          <w:i w:val="0"/>
+          <w:iCs/>
+          <w:sz w:val="21"/>
+        </w:rPr>
+        <w:t xml:space="preserve">Commons）</w:t>
       </w:r>
     </w:p>
     <w:p>
@@ -1779,7 +1969,7 @@
           <w:p>
             <w:pPr>
               <w:pStyle w:val="Compact"/>
-              <w:jc w:val="left"/>
+              <w:jc w:val="center"/>
             </w:pPr>
             <w:r>
               <w:rPr>
@@ -1795,7 +1985,7 @@
           <w:p>
             <w:pPr>
               <w:pStyle w:val="Compact"/>
-              <w:jc w:val="right"/>
+              <w:jc w:val="center"/>
             </w:pPr>
             <w:r>
               <w:rPr>
@@ -1811,7 +2001,7 @@
           <w:p>
             <w:pPr>
               <w:pStyle w:val="Compact"/>
-              <w:jc w:val="left"/>
+              <w:jc w:val="center"/>
             </w:pPr>
             <w:r>
               <w:rPr>
@@ -1827,7 +2017,7 @@
           <w:p>
             <w:pPr>
               <w:pStyle w:val="Compact"/>
-              <w:jc w:val="left"/>
+              <w:jc w:val="center"/>
             </w:pPr>
             <w:r>
               <w:rPr>
@@ -1845,7 +2035,7 @@
           <w:p>
             <w:pPr>
               <w:pStyle w:val="Compact"/>
-              <w:jc w:val="left"/>
+              <w:jc w:val="center"/>
             </w:pPr>
             <w:r>
               <w:rPr>
@@ -1862,7 +2052,7 @@
           <w:p>
             <w:pPr>
               <w:pStyle w:val="Compact"/>
-              <w:jc w:val="right"/>
+              <w:jc w:val="center"/>
             </w:pPr>
             <w:r>
               <w:rPr>
@@ -1889,7 +2079,7 @@
           <w:p>
             <w:pPr>
               <w:pStyle w:val="Compact"/>
-              <w:jc w:val="left"/>
+              <w:jc w:val="center"/>
             </w:pPr>
             <w:r>
               <w:rPr>
@@ -1904,7 +2094,7 @@
           <w:p>
             <w:pPr>
               <w:pStyle w:val="Compact"/>
-              <w:jc w:val="left"/>
+              <w:jc w:val="center"/>
             </w:pPr>
             <w:r>
               <w:rPr>
@@ -1945,7 +2135,7 @@
           <w:p>
             <w:pPr>
               <w:pStyle w:val="Compact"/>
-              <w:jc w:val="left"/>
+              <w:jc w:val="center"/>
             </w:pPr>
             <w:r>
               <w:rPr>
@@ -1962,7 +2152,7 @@
           <w:p>
             <w:pPr>
               <w:pStyle w:val="Compact"/>
-              <w:jc w:val="right"/>
+              <w:jc w:val="center"/>
             </w:pPr>
             <w:r>
               <w:rPr>
@@ -1977,7 +2167,7 @@
           <w:p>
             <w:pPr>
               <w:pStyle w:val="Compact"/>
-              <w:jc w:val="left"/>
+              <w:jc w:val="center"/>
             </w:pPr>
             <w:r>
               <w:rPr>
@@ -1992,7 +2182,7 @@
           <w:p>
             <w:pPr>
               <w:pStyle w:val="Compact"/>
-              <w:jc w:val="left"/>
+              <w:jc w:val="center"/>
             </w:pPr>
             <w:r>
               <w:rPr>
@@ -2021,7 +2211,7 @@
           <w:p>
             <w:pPr>
               <w:pStyle w:val="Compact"/>
-              <w:jc w:val="left"/>
+              <w:jc w:val="center"/>
             </w:pPr>
             <w:r>
               <w:rPr>
@@ -2046,7 +2236,7 @@
           <w:p>
             <w:pPr>
               <w:pStyle w:val="Compact"/>
-              <w:jc w:val="right"/>
+              <w:jc w:val="center"/>
             </w:pPr>
             <w:r>
               <w:rPr>
@@ -2079,7 +2269,7 @@
           <w:p>
             <w:pPr>
               <w:pStyle w:val="Compact"/>
-              <w:jc w:val="left"/>
+              <w:jc w:val="center"/>
             </w:pPr>
             <w:r>
               <w:rPr>
@@ -2094,7 +2284,7 @@
           <w:p>
             <w:pPr>
               <w:pStyle w:val="Compact"/>
-              <w:jc w:val="left"/>
+              <w:jc w:val="center"/>
             </w:pPr>
             <w:r>
               <w:rPr>
@@ -2143,7 +2333,7 @@
           <w:p>
             <w:pPr>
               <w:pStyle w:val="Compact"/>
-              <w:jc w:val="left"/>
+              <w:jc w:val="center"/>
             </w:pPr>
             <w:r>
               <w:rPr>
@@ -2160,7 +2350,7 @@
           <w:p>
             <w:pPr>
               <w:pStyle w:val="Compact"/>
-              <w:jc w:val="right"/>
+              <w:jc w:val="center"/>
             </w:pPr>
             <w:r>
               <w:rPr>
@@ -2181,7 +2371,7 @@
           <w:p>
             <w:pPr>
               <w:pStyle w:val="Compact"/>
-              <w:jc w:val="left"/>
+              <w:jc w:val="center"/>
             </w:pPr>
             <w:r>
               <w:rPr>
@@ -2196,7 +2386,7 @@
           <w:p>
             <w:pPr>
               <w:pStyle w:val="Compact"/>
-              <w:jc w:val="left"/>
+              <w:jc w:val="center"/>
             </w:pPr>
             <w:r>
               <w:rPr>
@@ -2280,8 +2470,8 @@
         <w:t xml:space="preserve">催化反应的关键。</w:t>
       </w:r>
     </w:p>
-    <w:bookmarkEnd w:id="11"/>
-    <w:bookmarkStart w:id="12" w:name="反馈成键back-bonding"/>
+    <w:bookmarkEnd w:id="14"/>
+    <w:bookmarkStart w:id="15" w:name="反馈成键back-bonding"/>
     <w:p>
       <w:pPr>
         <w:pStyle w:val="Heading3"/>
@@ -2499,9 +2689,9 @@
         </w:pict>
       </w:r>
     </w:p>
-    <w:bookmarkEnd w:id="12"/>
-    <w:bookmarkEnd w:id="13"/>
-    <w:bookmarkStart w:id="16" w:name="二pd-催化交叉偶联总览"/>
+    <w:bookmarkEnd w:id="15"/>
+    <w:bookmarkEnd w:id="16"/>
+    <w:bookmarkStart w:id="19" w:name="二pd-催化交叉偶联总览"/>
     <w:p>
       <w:pPr>
         <w:pStyle w:val="Heading2"/>
@@ -2522,7 +2712,7 @@
         <w:t xml:space="preserve">催化交叉偶联总览</w:t>
       </w:r>
     </w:p>
-    <w:bookmarkStart w:id="14" w:name="通用机理"/>
+    <w:bookmarkStart w:id="17" w:name="通用机理"/>
     <w:p>
       <w:pPr>
         <w:pStyle w:val="Heading3"/>
@@ -2689,8 +2879,8 @@
         <w:t xml:space="preserve">(再生)</w:t>
       </w:r>
     </w:p>
-    <w:bookmarkEnd w:id="14"/>
-    <w:bookmarkStart w:id="15" w:name="六种-pd-催化偶联对比"/>
+    <w:bookmarkEnd w:id="17"/>
+    <w:bookmarkStart w:id="18" w:name="六种-pd-催化偶联对比"/>
     <w:p>
       <w:pPr>
         <w:pStyle w:val="Heading3"/>
@@ -2737,7 +2927,7 @@
           <w:p>
             <w:pPr>
               <w:pStyle w:val="Compact"/>
-              <w:jc w:val="left"/>
+              <w:jc w:val="center"/>
             </w:pPr>
             <w:r>
               <w:rPr>
@@ -2753,6 +2943,7 @@
           <w:p>
             <w:pPr>
               <w:pStyle w:val="Compact"/>
+              <w:jc w:val="center"/>
             </w:pPr>
             <w:r>
               <w:rPr>
@@ -2784,7 +2975,7 @@
           <w:p>
             <w:pPr>
               <w:pStyle w:val="Compact"/>
-              <w:jc w:val="left"/>
+              <w:jc w:val="center"/>
             </w:pPr>
             <w:r>
               <w:rPr>
@@ -2800,6 +2991,7 @@
           <w:p>
             <w:pPr>
               <w:pStyle w:val="Compact"/>
+              <w:jc w:val="center"/>
             </w:pPr>
             <w:r>
               <w:rPr>
@@ -2817,7 +3009,7 @@
           <w:p>
             <w:pPr>
               <w:pStyle w:val="Compact"/>
-              <w:jc w:val="left"/>
+              <w:jc w:val="center"/>
             </w:pPr>
             <w:r>
               <w:rPr>
@@ -2834,6 +3026,7 @@
           <w:p>
             <w:pPr>
               <w:pStyle w:val="Compact"/>
+              <w:jc w:val="center"/>
             </w:pPr>
             <w:r>
               <w:rPr>
@@ -2887,7 +3080,7 @@
           <w:p>
             <w:pPr>
               <w:pStyle w:val="Compact"/>
-              <w:jc w:val="left"/>
+              <w:jc w:val="center"/>
             </w:pPr>
             <w:r>
               <w:rPr>
@@ -2902,6 +3095,7 @@
           <w:p>
             <w:pPr>
               <w:pStyle w:val="Compact"/>
+              <w:jc w:val="center"/>
             </w:pPr>
             <w:r>
               <w:rPr>
@@ -2930,7 +3124,7 @@
           <w:p>
             <w:pPr>
               <w:pStyle w:val="Compact"/>
-              <w:jc w:val="left"/>
+              <w:jc w:val="center"/>
             </w:pPr>
             <w:r>
               <w:rPr>
@@ -2947,6 +3141,7 @@
           <w:p>
             <w:pPr>
               <w:pStyle w:val="Compact"/>
+              <w:jc w:val="center"/>
             </w:pPr>
             <w:r>
               <w:rPr>
@@ -2988,7 +3183,7 @@
           <w:p>
             <w:pPr>
               <w:pStyle w:val="Compact"/>
-              <w:jc w:val="left"/>
+              <w:jc w:val="center"/>
             </w:pPr>
             <w:r>
               <w:rPr>
@@ -3003,6 +3198,7 @@
           <w:p>
             <w:pPr>
               <w:pStyle w:val="Compact"/>
+              <w:jc w:val="center"/>
             </w:pPr>
             <w:r>
               <w:rPr>
@@ -3027,7 +3223,7 @@
           <w:p>
             <w:pPr>
               <w:pStyle w:val="Compact"/>
-              <w:jc w:val="left"/>
+              <w:jc w:val="center"/>
             </w:pPr>
             <w:r>
               <w:rPr>
@@ -3044,6 +3240,7 @@
           <w:p>
             <w:pPr>
               <w:pStyle w:val="Compact"/>
+              <w:jc w:val="center"/>
             </w:pPr>
             <w:r>
               <w:rPr>
@@ -3079,7 +3276,7 @@
           <w:p>
             <w:pPr>
               <w:pStyle w:val="Compact"/>
-              <w:jc w:val="left"/>
+              <w:jc w:val="center"/>
             </w:pPr>
             <w:r>
               <w:rPr>
@@ -3094,6 +3291,7 @@
           <w:p>
             <w:pPr>
               <w:pStyle w:val="Compact"/>
+              <w:jc w:val="center"/>
             </w:pPr>
             <w:r>
               <w:rPr>
@@ -3110,7 +3308,7 @@
           <w:p>
             <w:pPr>
               <w:pStyle w:val="Compact"/>
-              <w:jc w:val="left"/>
+              <w:jc w:val="center"/>
             </w:pPr>
             <w:r>
               <w:rPr>
@@ -3127,6 +3325,7 @@
           <w:p>
             <w:pPr>
               <w:pStyle w:val="Compact"/>
+              <w:jc w:val="center"/>
             </w:pPr>
             <w:r>
               <w:rPr>
@@ -3162,7 +3361,7 @@
           <w:p>
             <w:pPr>
               <w:pStyle w:val="Compact"/>
-              <w:jc w:val="left"/>
+              <w:jc w:val="center"/>
             </w:pPr>
             <w:r>
               <w:rPr>
@@ -3177,6 +3376,7 @@
           <w:p>
             <w:pPr>
               <w:pStyle w:val="Compact"/>
+              <w:jc w:val="center"/>
             </w:pPr>
             <w:r>
               <w:rPr>
@@ -3201,7 +3401,7 @@
           <w:p>
             <w:pPr>
               <w:pStyle w:val="Compact"/>
-              <w:jc w:val="left"/>
+              <w:jc w:val="center"/>
             </w:pPr>
             <w:r>
               <w:rPr>
@@ -3218,6 +3418,7 @@
           <w:p>
             <w:pPr>
               <w:pStyle w:val="Compact"/>
+              <w:jc w:val="center"/>
             </w:pPr>
             <w:r>
               <w:rPr>
@@ -3247,7 +3448,7 @@
           <w:p>
             <w:pPr>
               <w:pStyle w:val="Compact"/>
-              <w:jc w:val="left"/>
+              <w:jc w:val="center"/>
             </w:pPr>
             <w:r>
               <w:rPr>
@@ -3262,6 +3463,7 @@
           <w:p>
             <w:pPr>
               <w:pStyle w:val="Compact"/>
+              <w:jc w:val="center"/>
             </w:pPr>
             <w:r>
               <w:rPr>
@@ -3290,7 +3492,7 @@
           <w:p>
             <w:pPr>
               <w:pStyle w:val="Compact"/>
-              <w:jc w:val="left"/>
+              <w:jc w:val="center"/>
             </w:pPr>
             <w:r>
               <w:rPr>
@@ -3307,6 +3509,7 @@
           <w:p>
             <w:pPr>
               <w:pStyle w:val="Compact"/>
+              <w:jc w:val="center"/>
             </w:pPr>
             <w:r>
               <w:rPr>
@@ -3348,7 +3551,7 @@
           <w:p>
             <w:pPr>
               <w:pStyle w:val="Compact"/>
-              <w:jc w:val="left"/>
+              <w:jc w:val="center"/>
             </w:pPr>
             <w:r>
               <w:rPr>
@@ -3363,6 +3566,7 @@
           <w:p>
             <w:pPr>
               <w:pStyle w:val="Compact"/>
+              <w:jc w:val="center"/>
             </w:pPr>
             <w:r>
               <w:rPr>
@@ -3393,9 +3597,9 @@
         </w:pict>
       </w:r>
     </w:p>
-    <w:bookmarkEnd w:id="15"/>
-    <w:bookmarkEnd w:id="16"/>
-    <w:bookmarkStart w:id="21" w:name="三heck-反应"/>
+    <w:bookmarkEnd w:id="18"/>
+    <w:bookmarkEnd w:id="19"/>
+    <w:bookmarkStart w:id="24" w:name="三heck-反应"/>
     <w:p>
       <w:pPr>
         <w:pStyle w:val="Heading2"/>
@@ -3416,7 +3620,7 @@
         <w:t xml:space="preserve">反应</w:t>
       </w:r>
     </w:p>
-    <w:bookmarkStart w:id="17" w:name="概述"/>
+    <w:bookmarkStart w:id="20" w:name="概述"/>
     <w:p>
       <w:pPr>
         <w:pStyle w:val="Heading3"/>
@@ -3438,6 +3642,12 @@
       <m:oMathPara>
         <m:oMathParaPr>
           <m:jc m:val="center"/>
+          <m:ctrlPr>
+            <w:rPr>
+              <w:sz w:val="28"/>
+              <w:szCs w:val="28"/>
+            </w:rPr>
+          </m:ctrlPr>
         </m:oMathParaPr>
         <m:oMath>
           <m:r>
@@ -3532,8 +3742,8 @@
         <w:t xml:space="preserve">消除太快）</w:t>
       </w:r>
     </w:p>
-    <w:bookmarkEnd w:id="17"/>
-    <w:bookmarkStart w:id="18" w:name="催化循环"/>
+    <w:bookmarkEnd w:id="20"/>
+    <w:bookmarkStart w:id="21" w:name="催化循环"/>
     <w:p>
       <w:pPr>
         <w:pStyle w:val="Heading3"/>
@@ -3693,8 +3903,8 @@
         <w:t xml:space="preserve">碱·HX（还原再生）</w:t>
       </w:r>
     </w:p>
-    <w:bookmarkEnd w:id="18"/>
-    <w:bookmarkStart w:id="19" w:name="区域选择性"/>
+    <w:bookmarkEnd w:id="21"/>
+    <w:bookmarkStart w:id="22" w:name="区域选择性"/>
     <w:p>
       <w:pPr>
         <w:pStyle w:val="Heading3"/>
@@ -3730,7 +3940,7 @@
           <w:p>
             <w:pPr>
               <w:pStyle w:val="Compact"/>
-              <w:jc w:val="left"/>
+              <w:jc w:val="center"/>
             </w:pPr>
             <w:r>
               <w:rPr>
@@ -3746,6 +3956,7 @@
           <w:p>
             <w:pPr>
               <w:pStyle w:val="Compact"/>
+              <w:jc w:val="center"/>
             </w:pPr>
             <w:r>
               <w:rPr>
@@ -3761,7 +3972,7 @@
           <w:p>
             <w:pPr>
               <w:pStyle w:val="Compact"/>
-              <w:jc w:val="left"/>
+              <w:jc w:val="center"/>
             </w:pPr>
             <w:r>
               <w:rPr>
@@ -3779,7 +3990,7 @@
           <w:p>
             <w:pPr>
               <w:pStyle w:val="Compact"/>
-              <w:jc w:val="left"/>
+              <w:jc w:val="center"/>
             </w:pPr>
             <w:r>
               <w:rPr>
@@ -3794,6 +4005,7 @@
           <w:p>
             <w:pPr>
               <w:pStyle w:val="Compact"/>
+              <w:jc w:val="center"/>
             </w:pPr>
             <w:r>
               <w:rPr>
@@ -3828,7 +4040,7 @@
           <w:p>
             <w:pPr>
               <w:pStyle w:val="Compact"/>
-              <w:jc w:val="left"/>
+              <w:jc w:val="center"/>
             </w:pPr>
             <w:r>
               <w:rPr>
@@ -3845,7 +4057,7 @@
           <w:p>
             <w:pPr>
               <w:pStyle w:val="Compact"/>
-              <w:jc w:val="left"/>
+              <w:jc w:val="center"/>
             </w:pPr>
             <w:r>
               <w:rPr>
@@ -3860,6 +4072,7 @@
           <w:p>
             <w:pPr>
               <w:pStyle w:val="Compact"/>
+              <w:jc w:val="center"/>
             </w:pPr>
             <w:r>
               <w:rPr>
@@ -3900,7 +4113,7 @@
           <w:p>
             <w:pPr>
               <w:pStyle w:val="Compact"/>
-              <w:jc w:val="left"/>
+              <w:jc w:val="center"/>
             </w:pPr>
             <w:r>
               <w:rPr>
@@ -3924,8 +4137,8 @@
         </w:tc>
       </w:tr>
     </w:tbl>
-    <w:bookmarkEnd w:id="19"/>
-    <w:bookmarkStart w:id="20" w:name="立体化学"/>
+    <w:bookmarkEnd w:id="22"/>
+    <w:bookmarkStart w:id="23" w:name="立体化学"/>
     <w:p>
       <w:pPr>
         <w:pStyle w:val="Heading3"/>
@@ -4046,9 +4259,9 @@
         </w:pict>
       </w:r>
     </w:p>
-    <w:bookmarkEnd w:id="20"/>
-    <w:bookmarkEnd w:id="21"/>
-    <w:bookmarkStart w:id="26" w:name="四suzuki-偶联"/>
+    <w:bookmarkEnd w:id="23"/>
+    <w:bookmarkEnd w:id="24"/>
+    <w:bookmarkStart w:id="29" w:name="四suzuki-偶联"/>
     <w:p>
       <w:pPr>
         <w:pStyle w:val="Heading2"/>
@@ -4069,7 +4282,7 @@
         <w:t xml:space="preserve">偶联</w:t>
       </w:r>
     </w:p>
-    <w:bookmarkStart w:id="22" w:name="概述-1"/>
+    <w:bookmarkStart w:id="25" w:name="概述-1"/>
     <w:p>
       <w:pPr>
         <w:pStyle w:val="Heading3"/>
@@ -4091,6 +4304,12 @@
       <m:oMathPara>
         <m:oMathParaPr>
           <m:jc m:val="center"/>
+          <m:ctrlPr>
+            <w:rPr>
+              <w:sz w:val="28"/>
+              <w:szCs w:val="28"/>
+            </w:rPr>
+          </m:ctrlPr>
         </m:oMathParaPr>
         <m:oMath>
           <m:r>
@@ -4103,8 +4322,8 @@
         </m:oMath>
       </m:oMathPara>
     </w:p>
-    <w:bookmarkEnd w:id="22"/>
-    <w:bookmarkStart w:id="23" w:name="为什么-suzuki-最常用"/>
+    <w:bookmarkEnd w:id="25"/>
+    <w:bookmarkStart w:id="26" w:name="为什么-suzuki-最常用"/>
     <w:p>
       <w:pPr>
         <w:pStyle w:val="Heading3"/>
@@ -4147,7 +4366,7 @@
           <w:p>
             <w:pPr>
               <w:pStyle w:val="Compact"/>
-              <w:jc w:val="left"/>
+              <w:jc w:val="center"/>
             </w:pPr>
             <w:r>
               <w:rPr>
@@ -4163,6 +4382,7 @@
           <w:p>
             <w:pPr>
               <w:pStyle w:val="Compact"/>
+              <w:jc w:val="center"/>
             </w:pPr>
             <w:r>
               <w:rPr>
@@ -4180,7 +4400,7 @@
           <w:p>
             <w:pPr>
               <w:pStyle w:val="Compact"/>
-              <w:jc w:val="left"/>
+              <w:jc w:val="center"/>
             </w:pPr>
             <w:r>
               <w:rPr>
@@ -4197,6 +4417,7 @@
           <w:p>
             <w:pPr>
               <w:pStyle w:val="Compact"/>
+              <w:jc w:val="center"/>
             </w:pPr>
             <w:r>
               <w:rPr>
@@ -4213,7 +4434,7 @@
           <w:p>
             <w:pPr>
               <w:pStyle w:val="Compact"/>
-              <w:jc w:val="left"/>
+              <w:jc w:val="center"/>
             </w:pPr>
             <w:r>
               <w:rPr>
@@ -4230,6 +4451,7 @@
           <w:p>
             <w:pPr>
               <w:pStyle w:val="Compact"/>
+              <w:jc w:val="center"/>
             </w:pPr>
             <w:r>
               <w:rPr>
@@ -4246,7 +4468,7 @@
           <w:p>
             <w:pPr>
               <w:pStyle w:val="Compact"/>
-              <w:jc w:val="left"/>
+              <w:jc w:val="center"/>
             </w:pPr>
             <w:r>
               <w:rPr>
@@ -4263,6 +4485,7 @@
           <w:p>
             <w:pPr>
               <w:pStyle w:val="Compact"/>
+              <w:jc w:val="center"/>
             </w:pPr>
             <w:r>
               <w:rPr>
@@ -4279,7 +4502,7 @@
           <w:p>
             <w:pPr>
               <w:pStyle w:val="Compact"/>
-              <w:jc w:val="left"/>
+              <w:jc w:val="center"/>
             </w:pPr>
             <w:r>
               <w:rPr>
@@ -4296,6 +4519,7 @@
           <w:p>
             <w:pPr>
               <w:pStyle w:val="Compact"/>
+              <w:jc w:val="center"/>
             </w:pPr>
             <w:r>
               <w:rPr>
@@ -4324,7 +4548,7 @@
           <w:p>
             <w:pPr>
               <w:pStyle w:val="Compact"/>
-              <w:jc w:val="left"/>
+              <w:jc w:val="center"/>
             </w:pPr>
             <w:r>
               <w:rPr>
@@ -4341,6 +4565,7 @@
           <w:p>
             <w:pPr>
               <w:pStyle w:val="Compact"/>
+              <w:jc w:val="center"/>
             </w:pPr>
             <w:r>
               <w:rPr>
@@ -4352,8 +4577,8 @@
         </w:tc>
       </w:tr>
     </w:tbl>
-    <w:bookmarkEnd w:id="23"/>
-    <w:bookmarkStart w:id="24" w:name="碱的作用"/>
+    <w:bookmarkEnd w:id="26"/>
+    <w:bookmarkStart w:id="27" w:name="碱的作用"/>
     <w:p>
       <w:pPr>
         <w:pStyle w:val="Heading3"/>
@@ -4417,6 +4642,12 @@
       <m:oMathPara>
         <m:oMathParaPr>
           <m:jc m:val="center"/>
+          <m:ctrlPr>
+            <w:rPr>
+              <w:sz w:val="28"/>
+              <w:szCs w:val="28"/>
+            </w:rPr>
+          </m:ctrlPr>
         </m:oMathParaPr>
         <m:oMath>
           <m:r>
@@ -4500,8 +4731,8 @@
         <w:t xml:space="preserve">等），这是与其他偶联的重要区分！</w:t>
       </w:r>
     </w:p>
-    <w:bookmarkEnd w:id="24"/>
-    <w:bookmarkStart w:id="25" w:name="常见配体"/>
+    <w:bookmarkEnd w:id="27"/>
+    <w:bookmarkStart w:id="28" w:name="常见配体"/>
     <w:p>
       <w:pPr>
         <w:pStyle w:val="Heading3"/>
@@ -4535,7 +4766,7 @@
           <w:p>
             <w:pPr>
               <w:pStyle w:val="Compact"/>
-              <w:jc w:val="left"/>
+              <w:jc w:val="center"/>
             </w:pPr>
             <w:r>
               <w:rPr>
@@ -4551,6 +4782,7 @@
           <w:p>
             <w:pPr>
               <w:pStyle w:val="Compact"/>
+              <w:jc w:val="center"/>
             </w:pPr>
             <w:r>
               <w:rPr>
@@ -4568,7 +4800,7 @@
           <w:p>
             <w:pPr>
               <w:pStyle w:val="Compact"/>
-              <w:jc w:val="left"/>
+              <w:jc w:val="center"/>
             </w:pPr>
             <w:r>
               <w:rPr>
@@ -4583,6 +4815,7 @@
           <w:p>
             <w:pPr>
               <w:pStyle w:val="Compact"/>
+              <w:jc w:val="center"/>
             </w:pPr>
             <w:r>
               <w:rPr>
@@ -4599,7 +4832,7 @@
           <w:p>
             <w:pPr>
               <w:pStyle w:val="Compact"/>
-              <w:jc w:val="left"/>
+              <w:jc w:val="center"/>
             </w:pPr>
             <w:r>
               <w:rPr>
@@ -4614,6 +4847,7 @@
           <w:p>
             <w:pPr>
               <w:pStyle w:val="Compact"/>
+              <w:jc w:val="center"/>
             </w:pPr>
             <w:r>
               <w:rPr>
@@ -4630,7 +4864,7 @@
           <w:p>
             <w:pPr>
               <w:pStyle w:val="Compact"/>
-              <w:jc w:val="left"/>
+              <w:jc w:val="center"/>
             </w:pPr>
             <w:r>
               <w:rPr>
@@ -4645,6 +4879,7 @@
           <w:p>
             <w:pPr>
               <w:pStyle w:val="Compact"/>
+              <w:jc w:val="center"/>
             </w:pPr>
             <w:r>
               <w:rPr>
@@ -4663,9 +4898,9 @@
         </w:pict>
       </w:r>
     </w:p>
-    <w:bookmarkEnd w:id="25"/>
-    <w:bookmarkEnd w:id="26"/>
-    <w:bookmarkStart w:id="30" w:name="五negishi-stille-sonogashira-偶联"/>
+    <w:bookmarkEnd w:id="28"/>
+    <w:bookmarkEnd w:id="29"/>
+    <w:bookmarkStart w:id="33" w:name="五negishi-stille-sonogashira-偶联"/>
     <w:p>
       <w:pPr>
         <w:pStyle w:val="Heading2"/>
@@ -4686,7 +4921,7 @@
         <w:t xml:space="preserve">偶联</w:t>
       </w:r>
     </w:p>
-    <w:bookmarkStart w:id="27" w:name="negishi-偶联"/>
+    <w:bookmarkStart w:id="30" w:name="negishi-偶联"/>
     <w:p>
       <w:pPr>
         <w:pStyle w:val="Heading3"/>
@@ -4708,6 +4943,12 @@
       <m:oMathPara>
         <m:oMathParaPr>
           <m:jc m:val="center"/>
+          <m:ctrlPr>
+            <w:rPr>
+              <w:sz w:val="28"/>
+              <w:szCs w:val="28"/>
+            </w:rPr>
+          </m:ctrlPr>
         </m:oMathParaPr>
         <m:oMath>
           <m:r>
@@ -4806,8 +5047,8 @@
         <w:t xml:space="preserve">较难）</w:t>
       </w:r>
     </w:p>
-    <w:bookmarkEnd w:id="27"/>
-    <w:bookmarkStart w:id="28" w:name="stille-偶联"/>
+    <w:bookmarkEnd w:id="30"/>
+    <w:bookmarkStart w:id="31" w:name="stille-偶联"/>
     <w:p>
       <w:pPr>
         <w:pStyle w:val="Heading3"/>
@@ -4829,6 +5070,12 @@
       <m:oMathPara>
         <m:oMathParaPr>
           <m:jc m:val="center"/>
+          <m:ctrlPr>
+            <w:rPr>
+              <w:sz w:val="28"/>
+              <w:szCs w:val="28"/>
+            </w:rPr>
+          </m:ctrlPr>
         </m:oMathParaPr>
         <m:oMath>
           <m:r>
@@ -4908,8 +5155,8 @@
         <w:t xml:space="preserve">，后处理困难</w:t>
       </w:r>
     </w:p>
-    <w:bookmarkEnd w:id="28"/>
-    <w:bookmarkStart w:id="29" w:name="sonogashira-偶联"/>
+    <w:bookmarkEnd w:id="31"/>
+    <w:bookmarkStart w:id="32" w:name="sonogashira-偶联"/>
     <w:p>
       <w:pPr>
         <w:pStyle w:val="Heading3"/>
@@ -5045,7 +5292,7 @@
           <w:p>
             <w:pPr>
               <w:pStyle w:val="Compact"/>
-              <w:jc w:val="left"/>
+              <w:jc w:val="center"/>
             </w:pPr>
             <w:r>
               <w:rPr>
@@ -5061,6 +5308,7 @@
           <w:p>
             <w:pPr>
               <w:pStyle w:val="Compact"/>
+              <w:jc w:val="center"/>
             </w:pPr>
             <w:r>
               <w:rPr>
@@ -5110,7 +5358,7 @@
           <w:p>
             <w:pPr>
               <w:pStyle w:val="Compact"/>
-              <w:jc w:val="left"/>
+              <w:jc w:val="center"/>
             </w:pPr>
             <w:r>
               <w:rPr>
@@ -5125,6 +5373,7 @@
           <w:p>
             <w:pPr>
               <w:pStyle w:val="Compact"/>
+              <w:jc w:val="center"/>
             </w:pPr>
             <w:r>
               <w:rPr>
@@ -5177,7 +5426,7 @@
           <w:p>
             <w:pPr>
               <w:pStyle w:val="Compact"/>
-              <w:jc w:val="left"/>
+              <w:jc w:val="center"/>
             </w:pPr>
             <w:r>
               <w:rPr>
@@ -5192,6 +5441,7 @@
           <w:p>
             <w:pPr>
               <w:pStyle w:val="Compact"/>
+              <w:jc w:val="center"/>
             </w:pPr>
             <w:r>
               <w:rPr>
@@ -5238,7 +5488,7 @@
           <w:p>
             <w:pPr>
               <w:pStyle w:val="Compact"/>
-              <w:jc w:val="left"/>
+              <w:jc w:val="center"/>
             </w:pPr>
             <w:r>
               <w:rPr>
@@ -5253,6 +5503,7 @@
           <w:p>
             <w:pPr>
               <w:pStyle w:val="Compact"/>
+              <w:jc w:val="center"/>
             </w:pPr>
             <w:r>
               <w:rPr>
@@ -5299,7 +5550,7 @@
           <w:p>
             <w:pPr>
               <w:pStyle w:val="Compact"/>
-              <w:jc w:val="left"/>
+              <w:jc w:val="center"/>
             </w:pPr>
             <w:r>
               <w:rPr>
@@ -5314,6 +5565,7 @@
           <w:p>
             <w:pPr>
               <w:pStyle w:val="Compact"/>
+              <w:jc w:val="center"/>
             </w:pPr>
             <w:r>
               <w:rPr>
@@ -5360,7 +5612,7 @@
           <w:p>
             <w:pPr>
               <w:pStyle w:val="Compact"/>
-              <w:jc w:val="left"/>
+              <w:jc w:val="center"/>
             </w:pPr>
             <w:r>
               <w:rPr>
@@ -5375,6 +5627,7 @@
           <w:p>
             <w:pPr>
               <w:pStyle w:val="Compact"/>
+              <w:jc w:val="center"/>
             </w:pPr>
             <w:r>
               <w:rPr>
@@ -5425,9 +5678,9 @@
         </w:pict>
       </w:r>
     </w:p>
-    <w:bookmarkEnd w:id="29"/>
-    <w:bookmarkEnd w:id="30"/>
-    <w:bookmarkStart w:id="34" w:name="六wacker-氧化"/>
+    <w:bookmarkEnd w:id="32"/>
+    <w:bookmarkEnd w:id="33"/>
+    <w:bookmarkStart w:id="37" w:name="六wacker-氧化"/>
     <w:p>
       <w:pPr>
         <w:pStyle w:val="Heading2"/>
@@ -5448,7 +5701,7 @@
         <w:t xml:space="preserve">氧化</w:t>
       </w:r>
     </w:p>
-    <w:bookmarkStart w:id="31" w:name="概述-2"/>
+    <w:bookmarkStart w:id="34" w:name="概述-2"/>
     <w:p>
       <w:pPr>
         <w:pStyle w:val="Heading3"/>
@@ -5470,6 +5723,12 @@
       <m:oMathPara>
         <m:oMathParaPr>
           <m:jc m:val="center"/>
+          <m:ctrlPr>
+            <w:rPr>
+              <w:sz w:val="28"/>
+              <w:szCs w:val="28"/>
+            </w:rPr>
+          </m:ctrlPr>
         </m:oMathParaPr>
         <m:oMath>
           <m:r>
@@ -5559,8 +5818,8 @@
         <w:t xml:space="preserve">乙醛</w:t>
       </w:r>
     </w:p>
-    <w:bookmarkEnd w:id="31"/>
-    <w:bookmarkStart w:id="32" w:name="催化循环-1"/>
+    <w:bookmarkEnd w:id="34"/>
+    <w:bookmarkStart w:id="35" w:name="催化循环-1"/>
     <w:p>
       <w:pPr>
         <w:pStyle w:val="Heading3"/>
@@ -5819,8 +6078,8 @@
         <w:t xml:space="preserve">再生）</w:t>
       </w:r>
     </w:p>
-    <w:bookmarkEnd w:id="32"/>
-    <w:bookmarkStart w:id="33" w:name="cucl-共催化体系"/>
+    <w:bookmarkEnd w:id="35"/>
+    <w:bookmarkStart w:id="36" w:name="cucl-共催化体系"/>
     <w:p>
       <w:pPr>
         <w:pStyle w:val="Heading3"/>
@@ -5992,9 +6251,9 @@
         </w:pict>
       </w:r>
     </w:p>
-    <w:bookmarkEnd w:id="33"/>
-    <w:bookmarkEnd w:id="34"/>
-    <w:bookmarkStart w:id="38" w:name="七烯烃复分解"/>
+    <w:bookmarkEnd w:id="36"/>
+    <w:bookmarkEnd w:id="37"/>
+    <w:bookmarkStart w:id="41" w:name="七烯烃复分解"/>
     <w:p>
       <w:pPr>
         <w:pStyle w:val="Heading2"/>
@@ -6006,7 +6265,7 @@
         <w:t xml:space="preserve">七、烯烃复分解</w:t>
       </w:r>
     </w:p>
-    <w:bookmarkStart w:id="35" w:name="grubbs-催化剂"/>
+    <w:bookmarkStart w:id="38" w:name="grubbs-催化剂"/>
     <w:p>
       <w:pPr>
         <w:pStyle w:val="Heading3"/>
@@ -6041,7 +6300,7 @@
           <w:p>
             <w:pPr>
               <w:pStyle w:val="Compact"/>
-              <w:jc w:val="left"/>
+              <w:jc w:val="center"/>
             </w:pPr>
             <w:r>
               <w:rPr>
@@ -6057,7 +6316,7 @@
           <w:p>
             <w:pPr>
               <w:pStyle w:val="Compact"/>
-              <w:jc w:val="left"/>
+              <w:jc w:val="center"/>
             </w:pPr>
             <w:r>
               <w:rPr>
@@ -6073,6 +6332,7 @@
           <w:p>
             <w:pPr>
               <w:pStyle w:val="Compact"/>
+              <w:jc w:val="center"/>
             </w:pPr>
             <w:r>
               <w:rPr>
@@ -6090,7 +6350,7 @@
           <w:p>
             <w:pPr>
               <w:pStyle w:val="Compact"/>
-              <w:jc w:val="left"/>
+              <w:jc w:val="center"/>
             </w:pPr>
             <w:r>
               <w:rPr>
@@ -6107,7 +6367,7 @@
           <w:p>
             <w:pPr>
               <w:pStyle w:val="Compact"/>
-              <w:jc w:val="left"/>
+              <w:jc w:val="center"/>
             </w:pPr>
             <w:r>
               <w:rPr>
@@ -6122,6 +6382,7 @@
           <w:p>
             <w:pPr>
               <w:pStyle w:val="Compact"/>
+              <w:jc w:val="center"/>
             </w:pPr>
             <w:r>
               <w:rPr>
@@ -6138,7 +6399,7 @@
           <w:p>
             <w:pPr>
               <w:pStyle w:val="Compact"/>
-              <w:jc w:val="left"/>
+              <w:jc w:val="center"/>
             </w:pPr>
             <w:r>
               <w:rPr>
@@ -6155,7 +6416,7 @@
           <w:p>
             <w:pPr>
               <w:pStyle w:val="Compact"/>
-              <w:jc w:val="left"/>
+              <w:jc w:val="center"/>
             </w:pPr>
             <w:r>
               <w:rPr>
@@ -6170,6 +6431,7 @@
           <w:p>
             <w:pPr>
               <w:pStyle w:val="Compact"/>
+              <w:jc w:val="center"/>
             </w:pPr>
             <w:r>
               <w:rPr>
@@ -6214,7 +6476,7 @@
           <w:p>
             <w:pPr>
               <w:pStyle w:val="Compact"/>
-              <w:jc w:val="left"/>
+              <w:jc w:val="center"/>
             </w:pPr>
             <w:r>
               <w:rPr>
@@ -6231,7 +6493,7 @@
           <w:p>
             <w:pPr>
               <w:pStyle w:val="Compact"/>
-              <w:jc w:val="left"/>
+              <w:jc w:val="center"/>
             </w:pPr>
             <w:r>
               <w:rPr>
@@ -6246,6 +6508,7 @@
           <w:p>
             <w:pPr>
               <w:pStyle w:val="Compact"/>
+              <w:jc w:val="center"/>
             </w:pPr>
             <w:r>
               <w:rPr>
@@ -6257,8 +6520,8 @@
         </w:tc>
       </w:tr>
     </w:tbl>
-    <w:bookmarkEnd w:id="35"/>
-    <w:bookmarkStart w:id="36" w:name="三种类型"/>
+    <w:bookmarkEnd w:id="38"/>
+    <w:bookmarkStart w:id="39" w:name="三种类型"/>
     <w:p>
       <w:pPr>
         <w:pStyle w:val="Heading3"/>
@@ -6293,7 +6556,7 @@
           <w:p>
             <w:pPr>
               <w:pStyle w:val="Compact"/>
-              <w:jc w:val="left"/>
+              <w:jc w:val="center"/>
             </w:pPr>
             <w:r>
               <w:rPr>
@@ -6309,6 +6572,7 @@
           <w:p>
             <w:pPr>
               <w:pStyle w:val="Compact"/>
+              <w:jc w:val="center"/>
             </w:pPr>
             <w:r>
               <w:rPr>
@@ -6324,7 +6588,7 @@
           <w:p>
             <w:pPr>
               <w:pStyle w:val="Compact"/>
-              <w:jc w:val="left"/>
+              <w:jc w:val="center"/>
             </w:pPr>
             <w:r>
               <w:rPr>
@@ -6342,7 +6606,7 @@
           <w:p>
             <w:pPr>
               <w:pStyle w:val="Compact"/>
-              <w:jc w:val="left"/>
+              <w:jc w:val="center"/>
             </w:pPr>
             <w:r>
               <w:rPr>
@@ -6365,6 +6629,7 @@
           <w:p>
             <w:pPr>
               <w:pStyle w:val="Compact"/>
+              <w:jc w:val="center"/>
             </w:pPr>
             <w:r>
               <w:rPr>
@@ -6403,7 +6668,7 @@
           <w:p>
             <w:pPr>
               <w:pStyle w:val="Compact"/>
-              <w:jc w:val="left"/>
+              <w:jc w:val="center"/>
             </w:pPr>
             <w:r>
               <w:rPr>
@@ -6432,7 +6697,7 @@
           <w:p>
             <w:pPr>
               <w:pStyle w:val="Compact"/>
-              <w:jc w:val="left"/>
+              <w:jc w:val="center"/>
             </w:pPr>
             <w:r>
               <w:rPr>
@@ -6455,6 +6720,7 @@
           <w:p>
             <w:pPr>
               <w:pStyle w:val="Compact"/>
+              <w:jc w:val="center"/>
             </w:pPr>
             <w:r>
               <w:rPr>
@@ -6493,7 +6759,7 @@
           <w:p>
             <w:pPr>
               <w:pStyle w:val="Compact"/>
-              <w:jc w:val="left"/>
+              <w:jc w:val="center"/>
             </w:pPr>
             <w:r>
               <w:rPr>
@@ -6510,7 +6776,7 @@
           <w:p>
             <w:pPr>
               <w:pStyle w:val="Compact"/>
-              <w:jc w:val="left"/>
+              <w:jc w:val="center"/>
             </w:pPr>
             <w:r>
               <w:rPr>
@@ -6533,6 +6799,7 @@
           <w:p>
             <w:pPr>
               <w:pStyle w:val="Compact"/>
+              <w:jc w:val="center"/>
             </w:pPr>
             <w:r>
               <w:rPr>
@@ -6559,7 +6826,7 @@
           <w:p>
             <w:pPr>
               <w:pStyle w:val="Compact"/>
-              <w:jc w:val="left"/>
+              <w:jc w:val="center"/>
             </w:pPr>
             <w:r>
               <w:rPr>
@@ -6571,8 +6838,8 @@
         </w:tc>
       </w:tr>
     </w:tbl>
-    <w:bookmarkEnd w:id="36"/>
-    <w:bookmarkStart w:id="37" w:name="机理金属杂环丁烷"/>
+    <w:bookmarkEnd w:id="39"/>
+    <w:bookmarkStart w:id="40" w:name="机理金属杂环丁烷"/>
     <w:p>
       <w:pPr>
         <w:pStyle w:val="Heading3"/>
@@ -6863,9 +7130,9 @@
         </w:pict>
       </w:r>
     </w:p>
-    <w:bookmarkEnd w:id="37"/>
-    <w:bookmarkEnd w:id="38"/>
-    <w:bookmarkStart w:id="41" w:name="八tsuji-trost-反应π-烯丙基钯化学"/>
+    <w:bookmarkEnd w:id="40"/>
+    <w:bookmarkEnd w:id="41"/>
+    <w:bookmarkStart w:id="44" w:name="八tsuji-trost-反应π-烯丙基钯化学"/>
     <w:p>
       <w:pPr>
         <w:pStyle w:val="Heading2"/>
@@ -6886,7 +7153,7 @@
         <w:t xml:space="preserve">反应（π-烯丙基钯化学）</w:t>
       </w:r>
     </w:p>
-    <w:bookmarkStart w:id="39" w:name="概述-3"/>
+    <w:bookmarkStart w:id="42" w:name="概述-3"/>
     <w:p>
       <w:pPr>
         <w:pStyle w:val="Heading3"/>
@@ -6908,6 +7175,12 @@
       <m:oMathPara>
         <m:oMathParaPr>
           <m:jc m:val="center"/>
+          <m:ctrlPr>
+            <w:rPr>
+              <w:sz w:val="28"/>
+              <w:szCs w:val="28"/>
+            </w:rPr>
+          </m:ctrlPr>
         </m:oMathParaPr>
         <m:oMath>
           <m:r>
@@ -6975,8 +7248,8 @@
         <w:t xml:space="preserve">：软亲核试剂（β-二羰基化合物负离子、胺、酚）</w:t>
       </w:r>
     </w:p>
-    <w:bookmarkEnd w:id="39"/>
-    <w:bookmarkStart w:id="40" w:name="催化循环-2"/>
+    <w:bookmarkEnd w:id="42"/>
+    <w:bookmarkStart w:id="43" w:name="催化循环-2"/>
     <w:p>
       <w:pPr>
         <w:pStyle w:val="Heading3"/>
@@ -7313,9 +7586,9 @@
         </w:pict>
       </w:r>
     </w:p>
-    <w:bookmarkEnd w:id="40"/>
-    <w:bookmarkEnd w:id="41"/>
-    <w:bookmarkStart w:id="45" w:name="九buchwald-hartwig-胺化"/>
+    <w:bookmarkEnd w:id="43"/>
+    <w:bookmarkEnd w:id="44"/>
+    <w:bookmarkStart w:id="48" w:name="九buchwald-hartwig-胺化"/>
     <w:p>
       <w:pPr>
         <w:pStyle w:val="Heading2"/>
@@ -7336,7 +7609,7 @@
         <w:t xml:space="preserve">胺化</w:t>
       </w:r>
     </w:p>
-    <w:bookmarkStart w:id="42" w:name="概述-4"/>
+    <w:bookmarkStart w:id="45" w:name="概述-4"/>
     <w:p>
       <w:pPr>
         <w:pStyle w:val="Heading3"/>
@@ -7358,6 +7631,12 @@
       <m:oMathPara>
         <m:oMathParaPr>
           <m:jc m:val="center"/>
+          <m:ctrlPr>
+            <w:rPr>
+              <w:sz w:val="28"/>
+              <w:szCs w:val="28"/>
+            </w:rPr>
+          </m:ctrlPr>
         </m:oMathParaPr>
         <m:oMath>
           <m:r>
@@ -7480,8 +7759,8 @@
         <w:t xml:space="preserve">：无需邻对位吸电子基团</w:t>
       </w:r>
     </w:p>
-    <w:bookmarkEnd w:id="42"/>
-    <w:bookmarkStart w:id="43" w:name="催化循环-3"/>
+    <w:bookmarkEnd w:id="45"/>
+    <w:bookmarkStart w:id="46" w:name="催化循环-3"/>
     <w:p>
       <w:pPr>
         <w:pStyle w:val="Heading3"/>
@@ -7639,8 +7918,8 @@
         <w:t xml:space="preserve">(还原消除)</w:t>
       </w:r>
     </w:p>
-    <w:bookmarkEnd w:id="43"/>
-    <w:bookmarkStart w:id="44" w:name="与-snar-的对比"/>
+    <w:bookmarkEnd w:id="46"/>
+    <w:bookmarkStart w:id="47" w:name="与-snar-的对比"/>
     <w:p>
       <w:pPr>
         <w:pStyle w:val="Heading3"/>
@@ -7684,7 +7963,7 @@
           <w:p>
             <w:pPr>
               <w:pStyle w:val="Compact"/>
-              <w:jc w:val="left"/>
+              <w:jc w:val="center"/>
             </w:pPr>
             <w:r>
               <w:rPr>
@@ -7700,6 +7979,7 @@
           <w:p>
             <w:pPr>
               <w:pStyle w:val="Compact"/>
+              <w:jc w:val="center"/>
             </w:pPr>
             <w:r>
               <w:rPr>
@@ -7715,7 +7995,7 @@
           <w:p>
             <w:pPr>
               <w:pStyle w:val="Compact"/>
-              <w:jc w:val="left"/>
+              <w:jc w:val="center"/>
             </w:pPr>
             <w:r>
               <w:rPr>
@@ -7733,7 +8013,7 @@
           <w:p>
             <w:pPr>
               <w:pStyle w:val="Compact"/>
-              <w:jc w:val="left"/>
+              <w:jc w:val="center"/>
             </w:pPr>
             <w:r>
               <w:rPr>
@@ -7748,6 +8028,7 @@
           <w:p>
             <w:pPr>
               <w:pStyle w:val="Compact"/>
+              <w:jc w:val="center"/>
             </w:pPr>
             <w:r>
               <w:rPr>
@@ -7762,7 +8043,7 @@
           <w:p>
             <w:pPr>
               <w:pStyle w:val="Compact"/>
-              <w:jc w:val="left"/>
+              <w:jc w:val="center"/>
             </w:pPr>
             <w:r>
               <w:rPr>
@@ -7779,7 +8060,7 @@
           <w:p>
             <w:pPr>
               <w:pStyle w:val="Compact"/>
-              <w:jc w:val="left"/>
+              <w:jc w:val="center"/>
             </w:pPr>
             <w:r>
               <w:rPr>
@@ -7794,6 +8075,7 @@
           <w:p>
             <w:pPr>
               <w:pStyle w:val="Compact"/>
+              <w:jc w:val="center"/>
             </w:pPr>
             <w:r>
               <w:rPr>
@@ -7808,7 +8090,7 @@
           <w:p>
             <w:pPr>
               <w:pStyle w:val="Compact"/>
-              <w:jc w:val="left"/>
+              <w:jc w:val="center"/>
             </w:pPr>
             <w:r>
               <w:rPr>
@@ -7825,7 +8107,7 @@
           <w:p>
             <w:pPr>
               <w:pStyle w:val="Compact"/>
-              <w:jc w:val="left"/>
+              <w:jc w:val="center"/>
             </w:pPr>
             <w:r>
               <w:rPr>
@@ -7840,6 +8122,7 @@
           <w:p>
             <w:pPr>
               <w:pStyle w:val="Compact"/>
+              <w:jc w:val="center"/>
             </w:pPr>
             <w:r>
               <w:rPr>
@@ -7854,7 +8137,7 @@
           <w:p>
             <w:pPr>
               <w:pStyle w:val="Compact"/>
-              <w:jc w:val="left"/>
+              <w:jc w:val="center"/>
             </w:pPr>
             <w:r>
               <w:rPr>
@@ -7873,9 +8156,9 @@
         </w:pict>
       </w:r>
     </w:p>
-    <w:bookmarkEnd w:id="44"/>
-    <w:bookmarkEnd w:id="45"/>
-    <w:bookmarkStart w:id="49" w:name="十ch-活化前沿"/>
+    <w:bookmarkEnd w:id="47"/>
+    <w:bookmarkEnd w:id="48"/>
+    <w:bookmarkStart w:id="52" w:name="十ch-活化前沿"/>
     <w:p>
       <w:pPr>
         <w:pStyle w:val="Heading2"/>
@@ -7896,7 +8179,7 @@
         <w:t xml:space="preserve">活化（前沿）</w:t>
       </w:r>
     </w:p>
-    <w:bookmarkStart w:id="46" w:name="核心思想"/>
+    <w:bookmarkStart w:id="49" w:name="核心思想"/>
     <w:p>
       <w:pPr>
         <w:pStyle w:val="Heading3"/>
@@ -7945,8 +8228,8 @@
         <w:t xml:space="preserve">原子经济性更高</w:t>
       </w:r>
     </w:p>
-    <w:bookmarkEnd w:id="46"/>
-    <w:bookmarkStart w:id="47" w:name="导向基策略"/>
+    <w:bookmarkEnd w:id="49"/>
+    <w:bookmarkStart w:id="50" w:name="导向基策略"/>
     <w:p>
       <w:pPr>
         <w:pStyle w:val="Heading3"/>
@@ -8027,8 +8310,8 @@
         <w:t xml:space="preserve">：酰胺、吡啶、羧酸、肟醚</w:t>
       </w:r>
     </w:p>
-    <w:bookmarkEnd w:id="47"/>
-    <w:bookmarkStart w:id="48" w:name="机理类型"/>
+    <w:bookmarkEnd w:id="50"/>
+    <w:bookmarkStart w:id="51" w:name="机理类型"/>
     <w:p>
       <w:pPr>
         <w:pStyle w:val="Heading3"/>
@@ -8062,7 +8345,7 @@
           <w:p>
             <w:pPr>
               <w:pStyle w:val="Compact"/>
-              <w:jc w:val="left"/>
+              <w:jc w:val="center"/>
             </w:pPr>
             <w:r>
               <w:rPr>
@@ -8078,6 +8361,7 @@
           <w:p>
             <w:pPr>
               <w:pStyle w:val="Compact"/>
+              <w:jc w:val="center"/>
             </w:pPr>
             <w:r>
               <w:rPr>
@@ -8095,7 +8379,7 @@
           <w:p>
             <w:pPr>
               <w:pStyle w:val="Compact"/>
-              <w:jc w:val="left"/>
+              <w:jc w:val="center"/>
             </w:pPr>
             <w:r>
               <w:rPr>
@@ -8118,6 +8402,7 @@
           <w:p>
             <w:pPr>
               <w:pStyle w:val="Compact"/>
+              <w:jc w:val="center"/>
             </w:pPr>
             <w:r>
               <w:rPr>
@@ -8146,7 +8431,7 @@
           <w:p>
             <w:pPr>
               <w:pStyle w:val="Compact"/>
-              <w:jc w:val="left"/>
+              <w:jc w:val="center"/>
             </w:pPr>
             <w:r>
               <w:rPr>
@@ -8163,6 +8448,7 @@
           <w:p>
             <w:pPr>
               <w:pStyle w:val="Compact"/>
+              <w:jc w:val="center"/>
             </w:pPr>
             <w:r>
               <w:rPr>
@@ -8197,7 +8483,7 @@
           <w:p>
             <w:pPr>
               <w:pStyle w:val="Compact"/>
-              <w:jc w:val="left"/>
+              <w:jc w:val="center"/>
             </w:pPr>
             <w:r>
               <w:rPr>
@@ -8222,6 +8508,7 @@
           <w:p>
             <w:pPr>
               <w:pStyle w:val="Compact"/>
+              <w:jc w:val="center"/>
             </w:pPr>
             <w:r>
               <w:rPr>
@@ -8264,9 +8551,9 @@
         </w:pict>
       </w:r>
     </w:p>
-    <w:bookmarkEnd w:id="48"/>
-    <w:bookmarkEnd w:id="49"/>
-    <w:bookmarkStart w:id="53" w:name="十一不对称催化"/>
+    <w:bookmarkEnd w:id="51"/>
+    <w:bookmarkEnd w:id="52"/>
+    <w:bookmarkStart w:id="56" w:name="十一不对称催化"/>
     <w:p>
       <w:pPr>
         <w:pStyle w:val="Heading2"/>
@@ -8278,7 +8565,7 @@
         <w:t xml:space="preserve">十一、不对称催化</w:t>
       </w:r>
     </w:p>
-    <w:bookmarkStart w:id="50" w:name="不对称氢化noyori-2001-诺贝尔奖"/>
+    <w:bookmarkStart w:id="53" w:name="不对称氢化noyori-2001-诺贝尔奖"/>
     <w:p>
       <w:pPr>
         <w:pStyle w:val="Heading3"/>
@@ -8433,8 +8720,8 @@
         <w:t xml:space="preserve">ee）</w:t>
       </w:r>
     </w:p>
-    <w:bookmarkEnd w:id="50"/>
-    <w:bookmarkStart w:id="51" w:name="不对称双羟化sharpless-2001-诺贝尔奖"/>
+    <w:bookmarkEnd w:id="53"/>
+    <w:bookmarkStart w:id="54" w:name="不对称双羟化sharpless-2001-诺贝尔奖"/>
     <w:p>
       <w:pPr>
         <w:pStyle w:val="Heading3"/>
@@ -8530,8 +8817,8 @@
         <w:t xml:space="preserve">：手性邻二醇</w:t>
       </w:r>
     </w:p>
-    <w:bookmarkEnd w:id="51"/>
-    <w:bookmarkStart w:id="52" w:name="不对称环氧化sharpless"/>
+    <w:bookmarkEnd w:id="54"/>
+    <w:bookmarkStart w:id="55" w:name="不对称环氧化sharpless"/>
     <w:p>
       <w:pPr>
         <w:pStyle w:val="Heading3"/>
@@ -8634,9 +8921,9 @@
         </w:pict>
       </w:r>
     </w:p>
-    <w:bookmarkEnd w:id="52"/>
-    <w:bookmarkEnd w:id="53"/>
-    <w:bookmarkStart w:id="56" w:name="十二竞赛应用与常见考法"/>
+    <w:bookmarkEnd w:id="55"/>
+    <w:bookmarkEnd w:id="56"/>
+    <w:bookmarkStart w:id="59" w:name="十二竞赛应用与常见考法"/>
     <w:p>
       <w:pPr>
         <w:pStyle w:val="Heading2"/>
@@ -8648,7 +8935,7 @@
         <w:t xml:space="preserve">十二、竞赛应用与常见考法</w:t>
       </w:r>
     </w:p>
-    <w:bookmarkStart w:id="54" w:name="五种考法"/>
+    <w:bookmarkStart w:id="57" w:name="五种考法"/>
     <w:p>
       <w:pPr>
         <w:pStyle w:val="Heading3"/>
@@ -8684,7 +8971,7 @@
           <w:p>
             <w:pPr>
               <w:pStyle w:val="Compact"/>
-              <w:jc w:val="left"/>
+              <w:jc w:val="center"/>
             </w:pPr>
             <w:r>
               <w:rPr>
@@ -8700,6 +8987,7 @@
           <w:p>
             <w:pPr>
               <w:pStyle w:val="Compact"/>
+              <w:jc w:val="center"/>
             </w:pPr>
             <w:r>
               <w:rPr>
@@ -8715,7 +9003,7 @@
           <w:p>
             <w:pPr>
               <w:pStyle w:val="Compact"/>
-              <w:jc w:val="left"/>
+              <w:jc w:val="center"/>
             </w:pPr>
             <w:r>
               <w:rPr>
@@ -8733,7 +9021,7 @@
           <w:p>
             <w:pPr>
               <w:pStyle w:val="Compact"/>
-              <w:jc w:val="left"/>
+              <w:jc w:val="center"/>
             </w:pPr>
             <w:r>
               <w:rPr>
@@ -8750,6 +9038,7 @@
           <w:p>
             <w:pPr>
               <w:pStyle w:val="Compact"/>
+              <w:jc w:val="center"/>
             </w:pPr>
             <w:r>
               <w:rPr>
@@ -8764,7 +9053,7 @@
           <w:p>
             <w:pPr>
               <w:pStyle w:val="Compact"/>
-              <w:jc w:val="left"/>
+              <w:jc w:val="center"/>
             </w:pPr>
             <w:r>
               <w:rPr>
@@ -8781,7 +9070,7 @@
           <w:p>
             <w:pPr>
               <w:pStyle w:val="Compact"/>
-              <w:jc w:val="left"/>
+              <w:jc w:val="center"/>
             </w:pPr>
             <w:r>
               <w:rPr>
@@ -8798,6 +9087,7 @@
           <w:p>
             <w:pPr>
               <w:pStyle w:val="Compact"/>
+              <w:jc w:val="center"/>
             </w:pPr>
             <w:r>
               <w:rPr>
@@ -8812,7 +9102,7 @@
           <w:p>
             <w:pPr>
               <w:pStyle w:val="Compact"/>
-              <w:jc w:val="left"/>
+              <w:jc w:val="center"/>
             </w:pPr>
             <w:r>
               <w:rPr>
@@ -8853,7 +9143,7 @@
           <w:p>
             <w:pPr>
               <w:pStyle w:val="Compact"/>
-              <w:jc w:val="left"/>
+              <w:jc w:val="center"/>
             </w:pPr>
             <w:r>
               <w:rPr>
@@ -8870,6 +9160,7 @@
           <w:p>
             <w:pPr>
               <w:pStyle w:val="Compact"/>
+              <w:jc w:val="center"/>
             </w:pPr>
             <w:r>
               <w:rPr>
@@ -8884,7 +9175,7 @@
           <w:p>
             <w:pPr>
               <w:pStyle w:val="Compact"/>
-              <w:jc w:val="left"/>
+              <w:jc w:val="center"/>
             </w:pPr>
             <w:r>
               <w:rPr>
@@ -8901,7 +9192,7 @@
           <w:p>
             <w:pPr>
               <w:pStyle w:val="Compact"/>
-              <w:jc w:val="left"/>
+              <w:jc w:val="center"/>
             </w:pPr>
             <w:r>
               <w:rPr>
@@ -8918,6 +9209,7 @@
           <w:p>
             <w:pPr>
               <w:pStyle w:val="Compact"/>
+              <w:jc w:val="center"/>
             </w:pPr>
             <w:r>
               <w:rPr>
@@ -8932,7 +9224,7 @@
           <w:p>
             <w:pPr>
               <w:pStyle w:val="Compact"/>
-              <w:jc w:val="left"/>
+              <w:jc w:val="center"/>
             </w:pPr>
             <w:r>
               <w:rPr>
@@ -8979,7 +9271,7 @@
           <w:p>
             <w:pPr>
               <w:pStyle w:val="Compact"/>
-              <w:jc w:val="left"/>
+              <w:jc w:val="center"/>
             </w:pPr>
             <w:r>
               <w:rPr>
@@ -9004,6 +9296,7 @@
           <w:p>
             <w:pPr>
               <w:pStyle w:val="Compact"/>
+              <w:jc w:val="center"/>
             </w:pPr>
             <w:r>
               <w:rPr>
@@ -9018,7 +9311,7 @@
           <w:p>
             <w:pPr>
               <w:pStyle w:val="Compact"/>
-              <w:jc w:val="left"/>
+              <w:jc w:val="center"/>
             </w:pPr>
             <w:r>
               <w:rPr>
@@ -9048,8 +9341,8 @@
         </w:tc>
       </w:tr>
     </w:tbl>
-    <w:bookmarkEnd w:id="54"/>
-    <w:bookmarkStart w:id="55" w:name="高频陷阱"/>
+    <w:bookmarkEnd w:id="57"/>
+    <w:bookmarkStart w:id="58" w:name="高频陷阱"/>
     <w:p>
       <w:pPr>
         <w:pStyle w:val="Heading3"/>
@@ -9084,7 +9377,7 @@
           <w:p>
             <w:pPr>
               <w:pStyle w:val="Compact"/>
-              <w:jc w:val="left"/>
+              <w:jc w:val="center"/>
             </w:pPr>
             <w:r>
               <w:rPr>
@@ -9100,6 +9393,7 @@
           <w:p>
             <w:pPr>
               <w:pStyle w:val="Compact"/>
+              <w:jc w:val="center"/>
             </w:pPr>
             <w:r>
               <w:rPr>
@@ -9117,7 +9411,7 @@
           <w:p>
             <w:pPr>
               <w:pStyle w:val="Compact"/>
-              <w:jc w:val="left"/>
+              <w:jc w:val="center"/>
             </w:pPr>
             <w:r>
               <w:rPr>
@@ -9150,6 +9444,7 @@
           <w:p>
             <w:pPr>
               <w:pStyle w:val="Compact"/>
+              <w:jc w:val="center"/>
             </w:pPr>
             <w:r>
               <w:rPr>
@@ -9210,7 +9505,7 @@
           <w:p>
             <w:pPr>
               <w:pStyle w:val="Compact"/>
-              <w:jc w:val="left"/>
+              <w:jc w:val="center"/>
             </w:pPr>
             <w:r>
               <w:rPr>
@@ -9231,6 +9526,7 @@
           <w:p>
             <w:pPr>
               <w:pStyle w:val="Compact"/>
+              <w:jc w:val="center"/>
             </w:pPr>
             <w:r>
               <w:rPr>
@@ -9279,7 +9575,7 @@
           <w:p>
             <w:pPr>
               <w:pStyle w:val="Compact"/>
-              <w:jc w:val="left"/>
+              <w:jc w:val="center"/>
             </w:pPr>
             <w:r>
               <w:rPr>
@@ -9312,6 +9608,7 @@
           <w:p>
             <w:pPr>
               <w:pStyle w:val="Compact"/>
+              <w:jc w:val="center"/>
             </w:pPr>
             <w:r>
               <w:rPr>
@@ -9334,7 +9631,7 @@
           <w:p>
             <w:pPr>
               <w:pStyle w:val="Compact"/>
-              <w:jc w:val="left"/>
+              <w:jc w:val="center"/>
             </w:pPr>
             <w:r>
               <w:rPr>
@@ -9355,6 +9652,7 @@
           <w:p>
             <w:pPr>
               <w:pStyle w:val="Compact"/>
+              <w:jc w:val="center"/>
             </w:pPr>
             <w:r>
               <w:rPr>
@@ -9403,7 +9701,7 @@
           <w:p>
             <w:pPr>
               <w:pStyle w:val="Compact"/>
-              <w:jc w:val="left"/>
+              <w:jc w:val="center"/>
             </w:pPr>
             <w:r>
               <w:rPr>
@@ -9418,6 +9716,7 @@
           <w:p>
             <w:pPr>
               <w:pStyle w:val="Compact"/>
+              <w:jc w:val="center"/>
             </w:pPr>
             <w:r>
               <w:rPr>
@@ -9462,9 +9761,9 @@
         </w:pict>
       </w:r>
     </w:p>
-    <w:bookmarkEnd w:id="55"/>
-    <w:bookmarkEnd w:id="56"/>
-    <w:bookmarkStart w:id="60" w:name="十三关键数据速查"/>
+    <w:bookmarkEnd w:id="58"/>
+    <w:bookmarkEnd w:id="59"/>
+    <w:bookmarkStart w:id="63" w:name="十三关键数据速查"/>
     <w:p>
       <w:pPr>
         <w:pStyle w:val="Heading2"/>
@@ -9476,7 +9775,7 @@
         <w:t xml:space="preserve">十三、关键数据速查</w:t>
       </w:r>
     </w:p>
-    <w:bookmarkStart w:id="57" w:name="各金属催化反应的核心条件速查"/>
+    <w:bookmarkStart w:id="60" w:name="各金属催化反应的核心条件速查"/>
     <w:p>
       <w:pPr>
         <w:pStyle w:val="Heading3"/>
@@ -9515,7 +9814,7 @@
           <w:p>
             <w:pPr>
               <w:pStyle w:val="Compact"/>
-              <w:jc w:val="left"/>
+              <w:jc w:val="center"/>
             </w:pPr>
             <w:r>
               <w:rPr>
@@ -9531,6 +9830,7 @@
           <w:p>
             <w:pPr>
               <w:pStyle w:val="Compact"/>
+              <w:jc w:val="center"/>
             </w:pPr>
             <w:r>
               <w:rPr>
@@ -9578,7 +9878,7 @@
           <w:p>
             <w:pPr>
               <w:pStyle w:val="Compact"/>
-              <w:jc w:val="left"/>
+              <w:jc w:val="center"/>
             </w:pPr>
             <w:r>
               <w:rPr>
@@ -9594,7 +9894,7 @@
           <w:p>
             <w:pPr>
               <w:pStyle w:val="Compact"/>
-              <w:jc w:val="right"/>
+              <w:jc w:val="center"/>
             </w:pPr>
             <w:r>
               <w:rPr>
@@ -9612,7 +9912,7 @@
           <w:p>
             <w:pPr>
               <w:pStyle w:val="Compact"/>
-              <w:jc w:val="left"/>
+              <w:jc w:val="center"/>
             </w:pPr>
             <w:r>
               <w:rPr>
@@ -9629,6 +9929,7 @@
           <w:p>
             <w:pPr>
               <w:pStyle w:val="Compact"/>
+              <w:jc w:val="center"/>
             </w:pPr>
             <w:r>
               <w:rPr>
@@ -9673,7 +9974,7 @@
           <w:p>
             <w:pPr>
               <w:pStyle w:val="Compact"/>
-              <w:jc w:val="left"/>
+              <w:jc w:val="center"/>
             </w:pPr>
             <w:r>
               <w:rPr>
@@ -9688,7 +9989,7 @@
           <w:p>
             <w:pPr>
               <w:pStyle w:val="Compact"/>
-              <w:jc w:val="right"/>
+              <w:jc w:val="center"/>
             </w:pPr>
             <w:r>
               <w:rPr>
@@ -9705,7 +10006,7 @@
           <w:p>
             <w:pPr>
               <w:pStyle w:val="Compact"/>
-              <w:jc w:val="left"/>
+              <w:jc w:val="center"/>
             </w:pPr>
             <w:r>
               <w:rPr>
@@ -9722,6 +10023,7 @@
           <w:p>
             <w:pPr>
               <w:pStyle w:val="Compact"/>
+              <w:jc w:val="center"/>
             </w:pPr>
             <w:r>
               <w:rPr>
@@ -9766,7 +10068,7 @@
           <w:p>
             <w:pPr>
               <w:pStyle w:val="Compact"/>
-              <w:jc w:val="left"/>
+              <w:jc w:val="center"/>
             </w:pPr>
             <w:r>
               <w:rPr>
@@ -9781,7 +10083,7 @@
           <w:p>
             <w:pPr>
               <w:pStyle w:val="Compact"/>
-              <w:jc w:val="right"/>
+              <w:jc w:val="center"/>
             </w:pPr>
             <w:r>
               <w:rPr>
@@ -9798,7 +10100,7 @@
           <w:p>
             <w:pPr>
               <w:pStyle w:val="Compact"/>
-              <w:jc w:val="left"/>
+              <w:jc w:val="center"/>
             </w:pPr>
             <w:r>
               <w:rPr>
@@ -9815,6 +10117,7 @@
           <w:p>
             <w:pPr>
               <w:pStyle w:val="Compact"/>
+              <w:jc w:val="center"/>
             </w:pPr>
             <w:r>
               <w:rPr>
@@ -9859,7 +10162,7 @@
           <w:p>
             <w:pPr>
               <w:pStyle w:val="Compact"/>
-              <w:jc w:val="left"/>
+              <w:jc w:val="center"/>
             </w:pPr>
             <w:r>
               <w:rPr>
@@ -9874,7 +10177,7 @@
           <w:p>
             <w:pPr>
               <w:pStyle w:val="Compact"/>
-              <w:jc w:val="right"/>
+              <w:jc w:val="center"/>
             </w:pPr>
             <w:r>
               <w:rPr>
@@ -9891,7 +10194,7 @@
           <w:p>
             <w:pPr>
               <w:pStyle w:val="Compact"/>
-              <w:jc w:val="left"/>
+              <w:jc w:val="center"/>
             </w:pPr>
             <w:r>
               <w:rPr>
@@ -9908,6 +10211,7 @@
           <w:p>
             <w:pPr>
               <w:pStyle w:val="Compact"/>
+              <w:jc w:val="center"/>
             </w:pPr>
             <w:r>
               <w:rPr>
@@ -9952,7 +10256,7 @@
           <w:p>
             <w:pPr>
               <w:pStyle w:val="Compact"/>
-              <w:jc w:val="left"/>
+              <w:jc w:val="center"/>
             </w:pPr>
             <w:r>
               <w:rPr>
@@ -9967,7 +10271,7 @@
           <w:p>
             <w:pPr>
               <w:pStyle w:val="Compact"/>
-              <w:jc w:val="right"/>
+              <w:jc w:val="center"/>
             </w:pPr>
             <w:r>
               <w:rPr>
@@ -9984,7 +10288,7 @@
           <w:p>
             <w:pPr>
               <w:pStyle w:val="Compact"/>
-              <w:jc w:val="left"/>
+              <w:jc w:val="center"/>
             </w:pPr>
             <w:r>
               <w:rPr>
@@ -10001,6 +10305,7 @@
           <w:p>
             <w:pPr>
               <w:pStyle w:val="Compact"/>
+              <w:jc w:val="center"/>
             </w:pPr>
             <w:r>
               <w:rPr>
@@ -10051,7 +10356,7 @@
           <w:p>
             <w:pPr>
               <w:pStyle w:val="Compact"/>
-              <w:jc w:val="left"/>
+              <w:jc w:val="center"/>
             </w:pPr>
             <w:r>
               <w:rPr>
@@ -10066,7 +10371,7 @@
           <w:p>
             <w:pPr>
               <w:pStyle w:val="Compact"/>
-              <w:jc w:val="right"/>
+              <w:jc w:val="center"/>
             </w:pPr>
             <w:r>
               <w:rPr>
@@ -10083,7 +10388,7 @@
           <w:p>
             <w:pPr>
               <w:pStyle w:val="Compact"/>
-              <w:jc w:val="left"/>
+              <w:jc w:val="center"/>
             </w:pPr>
             <w:r>
               <w:rPr>
@@ -10100,6 +10405,7 @@
           <w:p>
             <w:pPr>
               <w:pStyle w:val="Compact"/>
+              <w:jc w:val="center"/>
             </w:pPr>
             <w:r>
               <w:rPr>
@@ -10144,7 +10450,7 @@
           <w:p>
             <w:pPr>
               <w:pStyle w:val="Compact"/>
-              <w:jc w:val="left"/>
+              <w:jc w:val="center"/>
             </w:pPr>
             <w:r>
               <w:rPr>
@@ -10159,7 +10465,7 @@
           <w:p>
             <w:pPr>
               <w:pStyle w:val="Compact"/>
-              <w:jc w:val="right"/>
+              <w:jc w:val="center"/>
             </w:pPr>
             <w:r>
               <w:rPr>
@@ -10176,7 +10482,7 @@
           <w:p>
             <w:pPr>
               <w:pStyle w:val="Compact"/>
-              <w:jc w:val="left"/>
+              <w:jc w:val="center"/>
             </w:pPr>
             <w:r>
               <w:rPr>
@@ -10193,6 +10499,7 @@
           <w:p>
             <w:pPr>
               <w:pStyle w:val="Compact"/>
+              <w:jc w:val="center"/>
             </w:pPr>
             <w:r>
               <w:rPr>
@@ -10237,7 +10544,7 @@
           <w:p>
             <w:pPr>
               <w:pStyle w:val="Compact"/>
-              <w:jc w:val="left"/>
+              <w:jc w:val="center"/>
             </w:pPr>
             <w:r>
               <w:rPr>
@@ -10252,7 +10559,7 @@
           <w:p>
             <w:pPr>
               <w:pStyle w:val="Compact"/>
-              <w:jc w:val="right"/>
+              <w:jc w:val="center"/>
             </w:pPr>
             <w:r>
               <w:rPr>
@@ -10269,7 +10576,7 @@
           <w:p>
             <w:pPr>
               <w:pStyle w:val="Compact"/>
-              <w:jc w:val="left"/>
+              <w:jc w:val="center"/>
             </w:pPr>
             <w:r>
               <w:rPr>
@@ -10286,6 +10593,7 @@
           <w:p>
             <w:pPr>
               <w:pStyle w:val="Compact"/>
+              <w:jc w:val="center"/>
             </w:pPr>
             <w:r>
               <w:rPr>
@@ -10330,7 +10638,7 @@
           <w:p>
             <w:pPr>
               <w:pStyle w:val="Compact"/>
-              <w:jc w:val="left"/>
+              <w:jc w:val="center"/>
             </w:pPr>
             <w:r>
               <w:rPr>
@@ -10345,7 +10653,7 @@
           <w:p>
             <w:pPr>
               <w:pStyle w:val="Compact"/>
-              <w:jc w:val="right"/>
+              <w:jc w:val="center"/>
             </w:pPr>
             <w:r>
               <w:rPr>
@@ -10357,8 +10665,8 @@
         </w:tc>
       </w:tr>
     </w:tbl>
-    <w:bookmarkEnd w:id="57"/>
-    <w:bookmarkStart w:id="58" w:name="氧化态变化速查"/>
+    <w:bookmarkEnd w:id="60"/>
+    <w:bookmarkStart w:id="61" w:name="氧化态变化速查"/>
     <w:p>
       <w:pPr>
         <w:pStyle w:val="Heading3"/>
@@ -10393,7 +10701,7 @@
           <w:p>
             <w:pPr>
               <w:pStyle w:val="Compact"/>
-              <w:jc w:val="left"/>
+              <w:jc w:val="center"/>
             </w:pPr>
             <w:r>
               <w:rPr>
@@ -10409,7 +10717,7 @@
           <w:p>
             <w:pPr>
               <w:pStyle w:val="Compact"/>
-              <w:jc w:val="right"/>
+              <w:jc w:val="center"/>
             </w:pPr>
             <w:r>
               <w:rPr>
@@ -10443,7 +10751,7 @@
           <w:p>
             <w:pPr>
               <w:pStyle w:val="Compact"/>
-              <w:jc w:val="left"/>
+              <w:jc w:val="center"/>
             </w:pPr>
             <w:r>
               <w:rPr>
@@ -10458,7 +10766,7 @@
           <w:p>
             <w:pPr>
               <w:pStyle w:val="Compact"/>
-              <w:jc w:val="right"/>
+              <w:jc w:val="center"/>
             </w:pPr>
             <w:r>
               <w:rPr>
@@ -10490,7 +10798,7 @@
           <w:p>
             <w:pPr>
               <w:pStyle w:val="Compact"/>
-              <w:jc w:val="left"/>
+              <w:jc w:val="center"/>
             </w:pPr>
             <w:r>
               <w:rPr>
@@ -10505,7 +10813,7 @@
           <w:p>
             <w:pPr>
               <w:pStyle w:val="Compact"/>
-              <w:jc w:val="right"/>
+              <w:jc w:val="center"/>
             </w:pPr>
             <w:r>
               <w:rPr>
@@ -10537,7 +10845,7 @@
           <w:p>
             <w:pPr>
               <w:pStyle w:val="Compact"/>
-              <w:jc w:val="left"/>
+              <w:jc w:val="center"/>
             </w:pPr>
             <w:r>
               <w:rPr>
@@ -10552,7 +10860,7 @@
           <w:p>
             <w:pPr>
               <w:pStyle w:val="Compact"/>
-              <w:jc w:val="right"/>
+              <w:jc w:val="center"/>
             </w:pPr>
             <w:r>
               <w:rPr>
@@ -10596,7 +10904,7 @@
           <w:p>
             <w:pPr>
               <w:pStyle w:val="Compact"/>
-              <w:jc w:val="left"/>
+              <w:jc w:val="center"/>
             </w:pPr>
             <w:r>
               <w:rPr>
@@ -10617,7 +10925,7 @@
           <w:p>
             <w:pPr>
               <w:pStyle w:val="Compact"/>
-              <w:jc w:val="right"/>
+              <w:jc w:val="center"/>
             </w:pPr>
             <w:r>
               <w:rPr>
@@ -10644,8 +10952,8 @@
         </w:tc>
       </w:tr>
     </w:tbl>
-    <w:bookmarkEnd w:id="58"/>
-    <w:bookmarkStart w:id="59" w:name="e-计数模板"/>
+    <w:bookmarkEnd w:id="61"/>
+    <w:bookmarkStart w:id="62" w:name="e-计数模板"/>
     <w:p>
       <w:pPr>
         <w:pStyle w:val="Heading3"/>
@@ -10833,9 +11141,9 @@
         <w:t xml:space="preserve">Ch40、初赛讲义第5讲内容综合生成。</w:t>
       </w:r>
     </w:p>
-    <w:bookmarkEnd w:id="59"/>
-    <w:bookmarkEnd w:id="60"/>
-    <w:bookmarkEnd w:id="61"/>
+    <w:bookmarkEnd w:id="62"/>
+    <w:bookmarkEnd w:id="63"/>
+    <w:bookmarkEnd w:id="64"/>
     <w:sectPr>
       <w:footerReference w:type="default" r:id="rId9"/>
       <w:footnotePr>
